--- a/Laporan_Implementasi_dan_Coding_SE2026_PPU_Phase3.docx
+++ b/Laporan_Implementasi_dan_Coding_SE2026_PPU_Phase3.docx
@@ -370,7 +370,7 @@
                 <w:color w:val="1E293B"/>
                 <w:sz w:val="19"/>
               </w:rPr>
-              <w:t>Yahya Abdurrohman, S.Tr.Stat.</w:t>
+              <w:t>Yahya Abdurrohman</w:t>
             </w:r>
           </w:p>
         </w:tc>
@@ -398,7 +398,7 @@
                 <w:color w:val="1E3A8A"/>
                 <w:sz w:val="19"/>
               </w:rPr>
-              <w:t>NIP</w:t>
+              <w:t>Jabatan / Unit Kerja</w:t>
             </w:r>
           </w:p>
         </w:tc>
@@ -423,7 +423,7 @@
                 <w:color w:val="1E293B"/>
                 <w:sz w:val="19"/>
               </w:rPr>
-              <w:t>20010323 202404 1 001</w:t>
+              <w:t>Ahli Pertama - Statistisi / Subbagian Umum &amp; Tim IPJKD-DLS</w:t>
             </w:r>
           </w:p>
         </w:tc>
@@ -451,7 +451,7 @@
                 <w:color w:val="1E3A8A"/>
                 <w:sz w:val="19"/>
               </w:rPr>
-              <w:t>Jabatan / Unit Kerja</w:t>
+              <w:t>Mentor</w:t>
             </w:r>
           </w:p>
         </w:tc>
@@ -476,7 +476,7 @@
                 <w:color w:val="1E293B"/>
                 <w:sz w:val="19"/>
               </w:rPr>
-              <w:t>Ahli Pertama - Statistisi / Subbagian Umum &amp; Tim IPJKD-DLS</w:t>
+              <w:t>Baihaqi Ilham Syah, S.Tr.Stat. (Ketua Tim IPJKD &amp; DLS / BPS Kab. PPU)</w:t>
             </w:r>
           </w:p>
         </w:tc>
@@ -504,7 +504,7 @@
                 <w:color w:val="1E3A8A"/>
                 <w:sz w:val="19"/>
               </w:rPr>
-              <w:t>Mentor</w:t>
+              <w:t>Instansi</w:t>
             </w:r>
           </w:p>
         </w:tc>
@@ -529,7 +529,7 @@
                 <w:color w:val="1E293B"/>
                 <w:sz w:val="19"/>
               </w:rPr>
-              <w:t>Baihaqi Ilham Syah, S.Tr.Stat. (Ketua Tim IPJKD &amp; DLS / BPS Kab. PPU)</w:t>
+              <w:t>Badan Pusat Statistik Kabupaten Penajam Paser Utara</w:t>
             </w:r>
           </w:p>
         </w:tc>
@@ -557,7 +557,7 @@
                 <w:color w:val="1E3A8A"/>
                 <w:sz w:val="19"/>
               </w:rPr>
-              <w:t>Instansi</w:t>
+              <w:t>Tanggal Penyusunan</w:t>
             </w:r>
           </w:p>
         </w:tc>
@@ -571,59 +571,6 @@
               <w:right w:w="100" w:type="dxa"/>
             </w:tcMar>
             <w:shd w:fill="F8FAFC"/>
-          </w:tcPr>
-          <w:p>
-            <w:pPr>
-              <w:spacing w:before="40" w:after="40"/>
-            </w:pPr>
-            <w:r>
-              <w:rPr>
-                <w:rFonts w:ascii="Calibri" w:hAnsi="Calibri"/>
-                <w:color w:val="1E293B"/>
-                <w:sz w:val="19"/>
-              </w:rPr>
-              <w:t>Badan Pusat Statistik Kabupaten Penajam Paser Utara</w:t>
-            </w:r>
-          </w:p>
-        </w:tc>
-      </w:tr>
-      <w:tr>
-        <w:tc>
-          <w:tcPr>
-            <w:tcW w:type="dxa" w:w="2880"/>
-            <w:tcMar>
-              <w:top w:w="50" w:type="dxa"/>
-              <w:bottom w:w="50" w:type="dxa"/>
-              <w:left w:w="100" w:type="dxa"/>
-              <w:right w:w="100" w:type="dxa"/>
-            </w:tcMar>
-            <w:shd w:fill="FFFFFF"/>
-          </w:tcPr>
-          <w:p>
-            <w:pPr>
-              <w:spacing w:before="40" w:after="40"/>
-            </w:pPr>
-            <w:r>
-              <w:rPr>
-                <w:rFonts w:ascii="Calibri" w:hAnsi="Calibri"/>
-                <w:b/>
-                <w:color w:val="1E3A8A"/>
-                <w:sz w:val="19"/>
-              </w:rPr>
-              <w:t>Tanggal Penyusunan</w:t>
-            </w:r>
-          </w:p>
-        </w:tc>
-        <w:tc>
-          <w:tcPr>
-            <w:tcW w:type="dxa" w:w="6192"/>
-            <w:tcMar>
-              <w:top w:w="50" w:type="dxa"/>
-              <w:bottom w:w="50" w:type="dxa"/>
-              <w:left w:w="100" w:type="dxa"/>
-              <w:right w:w="100" w:type="dxa"/>
-            </w:tcMar>
-            <w:shd w:fill="FFFFFF"/>
           </w:tcPr>
           <w:p>
             <w:pPr>
@@ -849,7 +796,7 @@
           <w:color w:val="1E293B"/>
           <w:sz w:val="19"/>
         </w:rPr>
-        <w:t xml:space="preserve"> Yahya Abdurrohman, S.Tr.Stat.  </w:t>
+        <w:t xml:space="preserve"> Yahya Abdurrohman  </w:t>
       </w:r>
     </w:p>
     <w:p>
@@ -18117,7 +18064,7 @@
           <w:color w:val="1E293B"/>
           <w:sz w:val="19"/>
         </w:rPr>
-        <w:t>Yahya Abdurrohman, S.Tr.Stat.</w:t>
+        <w:t>Yahya Abdurrohman</w:t>
       </w:r>
       <w:r>
         <w:rPr>
